--- a/backend/artifacts/source.docx
+++ b/backend/artifacts/source.docx
@@ -25,7 +25,7 @@
           <w:color w:val="646E78"/>
           <w:sz w:val="20"/>
         </w:rPr>
-        <w:t>Sovereign AI Engineering Report  |  Generated: 2026-09-15 06:51 UTC</w:t>
+        <w:t>Sovereign AI Engineering Report  |  Generated: 2026-09-15 16:10 UTC</w:t>
       </w:r>
     </w:p>
     <w:p/>

--- a/backend/artifacts/source.docx
+++ b/backend/artifacts/source.docx
@@ -25,7 +25,7 @@
           <w:color w:val="646E78"/>
           <w:sz w:val="20"/>
         </w:rPr>
-        <w:t>Sovereign AI Engineering Report  |  Generated: 2026-09-15 06:51 UTC</w:t>
+        <w:t>Sovereign AI Engineering Report  |  Generated: 2026-09-15 16:28 UTC</w:t>
       </w:r>
     </w:p>
     <w:p/>

--- a/backend/artifacts/source.docx
+++ b/backend/artifacts/source.docx
@@ -25,7 +25,7 @@
           <w:color w:val="646E78"/>
           <w:sz w:val="20"/>
         </w:rPr>
-        <w:t>Sovereign AI Engineering Report  |  Generated: 2026-09-15 16:10 UTC</w:t>
+        <w:t>Sovereign AI Engineering Report  |  Generated: 2026-09-16 06:25 UTC</w:t>
       </w:r>
     </w:p>
     <w:p/>

--- a/backend/artifacts/source.docx
+++ b/backend/artifacts/source.docx
@@ -25,7 +25,7 @@
           <w:color w:val="646E78"/>
           <w:sz w:val="20"/>
         </w:rPr>
-        <w:t>Sovereign AI Engineering Report  |  Generated: 2026-09-15 16:28 UTC</w:t>
+        <w:t>Sovereign AI Engineering Report  |  Generated: 2026-09-16 16:20 UTC</w:t>
       </w:r>
     </w:p>
     <w:p/>
